--- a/Go面试题.docx
+++ b/Go面试题.docx
@@ -79,6 +79,7 @@
     <w:p>
       <w:pPr>
         <w:numPr>
+          <w:ilvl w:val="0"/>
           <w:numId w:val="0"/>
         </w:numPr>
         <w:rPr>
@@ -192,17 +193,519 @@
         <w:pStyle w:val="2"/>
         <w:bidi w:val="0"/>
         <w:rPr>
+          <w:rFonts w:hint="eastAsia"/>
+          <w:lang w:val="en-US" w:eastAsia="zh-CN"/>
+        </w:rPr>
+      </w:pPr>
+      <w:r>
+        <w:rPr>
+          <w:rFonts w:hint="eastAsia"/>
+          <w:lang w:val="en-US" w:eastAsia="zh-CN"/>
+        </w:rPr>
+        <w:t>Golang new和make的区别？</w:t>
+      </w:r>
+      <w:r>
+        <w:rPr>
+          <w:rFonts w:hint="eastAsia"/>
+          <w:lang w:val="en-US" w:eastAsia="zh-CN"/>
+        </w:rPr>
+        <w:br w:type="textWrapping"/>
+      </w:r>
+    </w:p>
+    <w:p>
+      <w:pPr>
+        <w:rPr>
+          <w:rFonts w:hint="eastAsia"/>
+          <w:lang w:val="en-US" w:eastAsia="zh-CN"/>
+        </w:rPr>
+      </w:pPr>
+      <w:r>
+        <w:rPr>
+          <w:rFonts w:hint="eastAsia"/>
+          <w:lang w:val="en-US" w:eastAsia="zh-CN"/>
+        </w:rPr>
+        <w:t>Make返回的是我们创建的对象，并且在创建对象的时候进行初始化。</w:t>
+      </w:r>
+    </w:p>
+    <w:p>
+      <w:pPr>
+        <w:rPr>
+          <w:rFonts w:hint="eastAsia"/>
+          <w:lang w:val="en-US" w:eastAsia="zh-CN"/>
+        </w:rPr>
+      </w:pPr>
+      <w:r>
+        <w:rPr>
+          <w:rFonts w:hint="eastAsia"/>
+          <w:lang w:val="en-US" w:eastAsia="zh-CN"/>
+        </w:rPr>
+        <w:t>New返回的是零值内存（清零，里面全部归为0值）的指针。通常在工程中，make用于slice，map，channel的对象，new可用于普通类型。</w:t>
+      </w:r>
+    </w:p>
+    <w:p>
+      <w:pPr>
+        <w:rPr>
+          <w:rFonts w:hint="eastAsia"/>
+          <w:lang w:val="en-US" w:eastAsia="zh-CN"/>
+        </w:rPr>
+      </w:pPr>
+    </w:p>
+    <w:p>
+      <w:pPr>
+        <w:pStyle w:val="2"/>
+        <w:bidi w:val="0"/>
+        <w:rPr>
+          <w:rFonts w:hint="eastAsia"/>
+          <w:lang w:val="en-US" w:eastAsia="zh-CN"/>
+        </w:rPr>
+      </w:pPr>
+      <w:r>
+        <w:rPr>
+          <w:rFonts w:hint="eastAsia"/>
+          <w:lang w:val="en-US" w:eastAsia="zh-CN"/>
+        </w:rPr>
+        <w:t>数组和切片的区别？切片怎么扩容？</w:t>
+      </w:r>
+    </w:p>
+    <w:p>
+      <w:pPr>
+        <w:rPr>
+          <w:rFonts w:hint="eastAsia"/>
+          <w:lang w:val="en-US" w:eastAsia="zh-CN"/>
+        </w:rPr>
+      </w:pPr>
+      <w:r>
+        <w:rPr>
+          <w:rFonts w:hint="eastAsia"/>
+          <w:lang w:val="en-US" w:eastAsia="zh-CN"/>
+        </w:rPr>
+        <w:t>数组和切片一个是固定长度的元素收集器，一个是可变长度，引用类型的元素收集器。</w:t>
+      </w:r>
+    </w:p>
+    <w:p>
+      <w:pPr>
+        <w:rPr>
+          <w:rFonts w:hint="eastAsia"/>
+          <w:lang w:val="en-US" w:eastAsia="zh-CN"/>
+        </w:rPr>
+      </w:pPr>
+      <w:r>
+        <w:rPr>
+          <w:rFonts w:hint="eastAsia"/>
+          <w:lang w:val="en-US" w:eastAsia="zh-CN"/>
+        </w:rPr>
+        <w:t>对切片操作的时候，len &gt;cap的时候，大于两倍cap会直接把len赋值给新的cap，小于两倍，小于256字节，两倍扩容（常说的），大于256，公式平滑扩容。</w:t>
+      </w:r>
+    </w:p>
+    <w:p>
+      <w:pPr>
+        <w:rPr>
+          <w:rFonts w:hint="eastAsia"/>
+          <w:lang w:val="en-US" w:eastAsia="zh-CN"/>
+        </w:rPr>
+      </w:pPr>
+    </w:p>
+    <w:p>
+      <w:pPr>
+        <w:pStyle w:val="2"/>
+        <w:bidi w:val="0"/>
+        <w:rPr>
+          <w:rFonts w:hint="eastAsia"/>
+          <w:lang w:val="en-US" w:eastAsia="zh-CN"/>
+        </w:rPr>
+      </w:pPr>
+      <w:r>
+        <w:rPr>
+          <w:rFonts w:hint="eastAsia"/>
+          <w:lang w:val="en-US" w:eastAsia="zh-CN"/>
+        </w:rPr>
+        <w:t>For i,v =range silce，v地址会不会变化？</w:t>
+      </w:r>
+    </w:p>
+    <w:p>
+      <w:pPr>
+        <w:rPr>
+          <w:rFonts w:hint="eastAsia"/>
+          <w:lang w:val="en-US" w:eastAsia="zh-CN"/>
+        </w:rPr>
+      </w:pPr>
+      <w:r>
+        <w:rPr>
+          <w:rFonts w:hint="eastAsia"/>
+          <w:lang w:val="en-US" w:eastAsia="zh-CN"/>
+        </w:rPr>
+        <w:t>这个我们得知道i，v的赋值都是拷贝的值，v 和i都是临时变量，在新版本后，每一个v临时变量都是独立的，不会与前一个循环的v共享（老版本v地址不会变，新版本会变）</w:t>
+      </w:r>
+    </w:p>
+    <w:p>
+      <w:pPr>
+        <w:rPr>
+          <w:rFonts w:hint="eastAsia"/>
+          <w:lang w:val="en-US" w:eastAsia="zh-CN"/>
+        </w:rPr>
+      </w:pPr>
+    </w:p>
+    <w:p>
+      <w:pPr>
+        <w:pStyle w:val="2"/>
+        <w:bidi w:val="0"/>
+        <w:rPr>
+          <w:rFonts w:hint="eastAsia"/>
+          <w:lang w:val="en-US" w:eastAsia="zh-CN"/>
+        </w:rPr>
+      </w:pPr>
+      <w:r>
+        <w:rPr>
+          <w:rFonts w:hint="eastAsia"/>
+          <w:lang w:val="en-US" w:eastAsia="zh-CN"/>
+        </w:rPr>
+        <w:t>多个defer的顺序？Defer执行时机？</w:t>
+      </w:r>
+    </w:p>
+    <w:p>
+      <w:pPr>
+        <w:bidi w:val="0"/>
+        <w:rPr>
+          <w:rFonts w:hint="eastAsia"/>
+          <w:lang w:val="en-US" w:eastAsia="zh-CN"/>
+        </w:rPr>
+      </w:pPr>
+      <w:r>
+        <w:rPr>
+          <w:rFonts w:hint="eastAsia"/>
+          <w:lang w:val="en-US" w:eastAsia="zh-CN"/>
+        </w:rPr>
+        <w:t>多个defer时候，defer的执行顺序是栈的执行顺序，后进先出，后来的先执行。</w:t>
+      </w:r>
+    </w:p>
+    <w:p>
+      <w:pPr>
+        <w:bidi w:val="0"/>
+        <w:rPr>
+          <w:rFonts w:hint="eastAsia"/>
+          <w:lang w:val="en-US" w:eastAsia="zh-CN"/>
+        </w:rPr>
+      </w:pPr>
+      <w:r>
+        <w:rPr>
+          <w:rFonts w:hint="eastAsia"/>
+          <w:lang w:val="en-US" w:eastAsia="zh-CN"/>
+        </w:rPr>
+        <w:t>Defer</w:t>
+      </w:r>
+    </w:p>
+    <w:p>
+      <w:pPr>
+        <w:bidi w:val="0"/>
+        <w:rPr>
+          <w:rFonts w:hint="eastAsia"/>
+          <w:lang w:val="en-US" w:eastAsia="zh-CN"/>
+        </w:rPr>
+      </w:pPr>
+      <w:r>
+        <w:rPr>
+          <w:rFonts w:hint="eastAsia"/>
+          <w:lang w:val="en-US" w:eastAsia="zh-CN"/>
+        </w:rPr>
+        <w:t>的执行时机俩点：1发生panic的时候，2.return赋值之后</w:t>
+      </w:r>
+    </w:p>
+    <w:p>
+      <w:pPr>
+        <w:bidi w:val="0"/>
+        <w:rPr>
           <w:rFonts w:hint="default"/>
           <w:lang w:val="en-US" w:eastAsia="zh-CN"/>
         </w:rPr>
       </w:pPr>
-      <w:r>
-        <w:rPr>
-          <w:rFonts w:hint="eastAsia"/>
-          <w:lang w:val="en-US" w:eastAsia="zh-CN"/>
-        </w:rPr>
-        <w:t>Golang new和make的区别？</w:t>
-      </w:r>
+    </w:p>
+    <w:p>
+      <w:pPr>
+        <w:bidi w:val="0"/>
+        <w:rPr>
+          <w:rFonts w:hint="default"/>
+          <w:lang w:val="en-US" w:eastAsia="zh-CN"/>
+        </w:rPr>
+      </w:pPr>
+    </w:p>
+    <w:p>
+      <w:pPr>
+        <w:pStyle w:val="2"/>
+        <w:bidi w:val="0"/>
+        <w:rPr>
+          <w:rFonts w:hint="eastAsia"/>
+          <w:lang w:val="en-US" w:eastAsia="zh-CN"/>
+        </w:rPr>
+      </w:pPr>
+      <w:r>
+        <w:rPr>
+          <w:rFonts w:hint="eastAsia"/>
+          <w:lang w:val="en-US" w:eastAsia="zh-CN"/>
+        </w:rPr>
+        <w:t>Rune类型：</w:t>
+      </w:r>
+    </w:p>
+    <w:p>
+      <w:pPr>
+        <w:rPr>
+          <w:rFonts w:hint="eastAsia"/>
+          <w:lang w:val="en-US" w:eastAsia="zh-CN"/>
+        </w:rPr>
+      </w:pPr>
+      <w:r>
+        <w:rPr>
+          <w:rFonts w:hint="eastAsia"/>
+          <w:lang w:val="en-US" w:eastAsia="zh-CN"/>
+        </w:rPr>
+        <w:t>Byte 类型0-255，unit8，</w:t>
+      </w:r>
+    </w:p>
+    <w:p>
+      <w:pPr>
+        <w:rPr>
+          <w:rFonts w:hint="eastAsia"/>
+          <w:lang w:val="en-US" w:eastAsia="zh-CN"/>
+        </w:rPr>
+      </w:pPr>
+      <w:r>
+        <w:rPr>
+          <w:rFonts w:hint="eastAsia"/>
+          <w:lang w:val="en-US" w:eastAsia="zh-CN"/>
+        </w:rPr>
+        <w:t>Rune类型，适应更多字符， int32。</w:t>
+      </w:r>
+    </w:p>
+    <w:p>
+      <w:pPr>
+        <w:rPr>
+          <w:rFonts w:hint="eastAsia"/>
+          <w:lang w:val="en-US" w:eastAsia="zh-CN"/>
+        </w:rPr>
+      </w:pPr>
+    </w:p>
+    <w:p>
+      <w:pPr>
+        <w:pStyle w:val="2"/>
+        <w:bidi w:val="0"/>
+        <w:rPr>
+          <w:rFonts w:hint="eastAsia"/>
+          <w:lang w:val="en-US" w:eastAsia="zh-CN"/>
+        </w:rPr>
+      </w:pPr>
+      <w:r>
+        <w:rPr>
+          <w:rFonts w:hint="eastAsia"/>
+          <w:lang w:val="en-US" w:eastAsia="zh-CN"/>
+        </w:rPr>
+        <w:t>Go的俩个nil不相等吗？</w:t>
+      </w:r>
+    </w:p>
+    <w:p>
+      <w:pPr>
+        <w:rPr>
+          <w:rFonts w:hint="eastAsia"/>
+          <w:lang w:val="en-US" w:eastAsia="zh-CN"/>
+        </w:rPr>
+      </w:pPr>
+      <w:r>
+        <w:rPr>
+          <w:rFonts w:hint="eastAsia"/>
+          <w:lang w:val="en-US" w:eastAsia="zh-CN"/>
+        </w:rPr>
+        <w:t>接口类型的比较适合，不仅仅比较值类型，还比较原本的数据类型。</w:t>
+      </w:r>
+    </w:p>
+    <w:p>
+      <w:pPr>
+        <w:rPr>
+          <w:rFonts w:hint="eastAsia"/>
+          <w:lang w:val="en-US" w:eastAsia="zh-CN"/>
+        </w:rPr>
+      </w:pPr>
+    </w:p>
+    <w:p>
+      <w:pPr>
+        <w:pStyle w:val="2"/>
+        <w:bidi w:val="0"/>
+        <w:rPr>
+          <w:rFonts w:hint="eastAsia"/>
+          <w:lang w:val="en-US" w:eastAsia="zh-CN"/>
+        </w:rPr>
+      </w:pPr>
+      <w:r>
+        <w:rPr>
+          <w:rFonts w:hint="eastAsia"/>
+          <w:lang w:val="en-US" w:eastAsia="zh-CN"/>
+        </w:rPr>
+        <w:t>Go中的解析tag如何实现的？反射原理？</w:t>
+      </w:r>
+    </w:p>
+    <w:p>
+      <w:pPr>
+        <w:rPr>
+          <w:rFonts w:hint="eastAsia"/>
+          <w:lang w:val="en-US" w:eastAsia="zh-CN"/>
+        </w:rPr>
+      </w:pPr>
+    </w:p>
+    <w:p>
+      <w:pPr>
+        <w:rPr>
+          <w:rFonts w:hint="eastAsia"/>
+          <w:lang w:val="en-US" w:eastAsia="zh-CN"/>
+        </w:rPr>
+      </w:pPr>
+      <w:r>
+        <w:rPr>
+          <w:rFonts w:hint="eastAsia"/>
+          <w:lang w:val="en-US" w:eastAsia="zh-CN"/>
+        </w:rPr>
+        <w:t>解析tag跟着结构体的类型后面，是和类型存在一起，而不是和值存在一起，所以如果我们想要拿到tag就必须在运行的时候，知道类型是什么，所以得用到反射。，，，，，反射原理。</w:t>
+      </w:r>
+    </w:p>
+    <w:p>
+      <w:pPr>
+        <w:rPr>
+          <w:rFonts w:hint="eastAsia"/>
+          <w:lang w:val="en-US" w:eastAsia="zh-CN"/>
+        </w:rPr>
+      </w:pPr>
+    </w:p>
+    <w:p>
+      <w:pPr>
+        <w:pStyle w:val="2"/>
+        <w:bidi w:val="0"/>
+        <w:rPr>
+          <w:rFonts w:hint="eastAsia"/>
+          <w:lang w:val="en-US" w:eastAsia="zh-CN"/>
+        </w:rPr>
+      </w:pPr>
+      <w:r>
+        <w:rPr>
+          <w:rFonts w:hint="eastAsia"/>
+          <w:lang w:val="en-US" w:eastAsia="zh-CN"/>
+        </w:rPr>
+        <w:t>Go的struct可不可以比较？</w:t>
+      </w:r>
+    </w:p>
+    <w:p>
+      <w:pPr>
+        <w:bidi w:val="0"/>
+        <w:rPr>
+          <w:rFonts w:hint="default"/>
+          <w:lang w:val="en-US" w:eastAsia="zh-CN"/>
+        </w:rPr>
+      </w:pPr>
+      <w:r>
+        <w:rPr>
+          <w:rFonts w:hint="eastAsia"/>
+          <w:lang w:val="en-US" w:eastAsia="zh-CN"/>
+        </w:rPr>
+        <w:t>Silce，map，func没法比较，（他们三只能==nil，）其他都可以，</w:t>
+      </w:r>
+    </w:p>
+    <w:p>
+      <w:pPr>
+        <w:pStyle w:val="2"/>
+        <w:bidi w:val="0"/>
+        <w:rPr>
+          <w:rFonts w:hint="eastAsia"/>
+          <w:lang w:val="en-US" w:eastAsia="zh-CN"/>
+        </w:rPr>
+      </w:pPr>
+      <w:r>
+        <w:rPr>
+          <w:rFonts w:hint="eastAsia"/>
+          <w:lang w:val="en-US" w:eastAsia="zh-CN"/>
+        </w:rPr>
+        <w:tab/>
+      </w:r>
+      <w:r>
+        <w:rPr>
+          <w:rFonts w:hint="eastAsia"/>
+          <w:lang w:val="en-US" w:eastAsia="zh-CN"/>
+        </w:rPr>
+        <w:t>Go中的多返回值是怎么实现的？</w:t>
+      </w:r>
+    </w:p>
+    <w:p>
+      <w:pPr>
+        <w:rPr>
+          <w:rFonts w:hint="eastAsia"/>
+          <w:lang w:val="en-US" w:eastAsia="zh-CN"/>
+        </w:rPr>
+      </w:pPr>
+      <w:r>
+        <w:rPr>
+          <w:rFonts w:hint="eastAsia"/>
+          <w:lang w:val="en-US" w:eastAsia="zh-CN"/>
+        </w:rPr>
+        <w:t>了解：函数栈帧的格式，go是用偏移量和指针实现的。</w:t>
+      </w:r>
+    </w:p>
+    <w:p>
+      <w:pPr>
+        <w:rPr>
+          <w:rFonts w:hint="eastAsia"/>
+          <w:lang w:val="en-US" w:eastAsia="zh-CN"/>
+        </w:rPr>
+      </w:pPr>
+    </w:p>
+    <w:p>
+      <w:pPr>
+        <w:pStyle w:val="2"/>
+        <w:bidi w:val="0"/>
+        <w:rPr>
+          <w:rFonts w:hint="eastAsia"/>
+          <w:lang w:val="en-US" w:eastAsia="zh-CN"/>
+        </w:rPr>
+      </w:pPr>
+      <w:r>
+        <w:rPr>
+          <w:rFonts w:hint="eastAsia"/>
+          <w:lang w:val="en-US" w:eastAsia="zh-CN"/>
+        </w:rPr>
+        <w:t>Go中的init函数的特征？</w:t>
+      </w:r>
+    </w:p>
+    <w:p>
+      <w:pPr>
+        <w:rPr>
+          <w:rFonts w:hint="eastAsia"/>
+          <w:lang w:val="en-US" w:eastAsia="zh-CN"/>
+        </w:rPr>
+      </w:pPr>
+      <w:r>
+        <w:rPr>
+          <w:rFonts w:hint="eastAsia"/>
+          <w:lang w:val="en-US" w:eastAsia="zh-CN"/>
+        </w:rPr>
+        <w:t>包下，文件下都可有多个init，不管你导入多少次，都只会执行一次有点像once.Do，执行顺序，import到const到var到init再到main</w:t>
+      </w:r>
+    </w:p>
+    <w:p>
+      <w:pPr>
+        <w:rPr>
+          <w:rFonts w:hint="eastAsia"/>
+          <w:lang w:val="en-US" w:eastAsia="zh-CN"/>
+        </w:rPr>
+      </w:pPr>
+    </w:p>
+    <w:p>
+      <w:pPr>
+        <w:rPr>
+          <w:rFonts w:hint="default"/>
+          <w:lang w:val="en-US" w:eastAsia="zh-CN"/>
+        </w:rPr>
+      </w:pPr>
+    </w:p>
+    <w:p>
+      <w:pPr>
+        <w:rPr>
+          <w:rFonts w:hint="default"/>
+          <w:lang w:val="en-US" w:eastAsia="zh-CN"/>
+        </w:rPr>
+      </w:pPr>
       <w:bookmarkStart w:id="0" w:name="_GoBack"/>
       <w:bookmarkEnd w:id="0"/>
     </w:p>
@@ -316,7 +819,7 @@
     <w:lsdException w:qFormat="1" w:unhideWhenUsed="0" w:uiPriority="0" w:semiHidden="0" w:name="Title"/>
     <w:lsdException w:unhideWhenUsed="0" w:uiPriority="0" w:semiHidden="0" w:name="Closing"/>
     <w:lsdException w:unhideWhenUsed="0" w:uiPriority="0" w:semiHidden="0" w:name="Signature"/>
-    <w:lsdException w:unhideWhenUsed="0" w:uiPriority="0" w:name="Default Paragraph Font"/>
+    <w:lsdException w:qFormat="1" w:unhideWhenUsed="0" w:uiPriority="0" w:name="Default Paragraph Font"/>
     <w:lsdException w:unhideWhenUsed="0" w:uiPriority="0" w:semiHidden="0" w:name="Body Text"/>
     <w:lsdException w:unhideWhenUsed="0" w:uiPriority="0" w:semiHidden="0" w:name="Body Text Indent"/>
     <w:lsdException w:unhideWhenUsed="0" w:uiPriority="0" w:semiHidden="0" w:name="List Continue"/>
@@ -354,7 +857,7 @@
     <w:lsdException w:unhideWhenUsed="0" w:uiPriority="0" w:semiHidden="0" w:name="HTML Sample"/>
     <w:lsdException w:unhideWhenUsed="0" w:uiPriority="0" w:semiHidden="0" w:name="HTML Typewriter"/>
     <w:lsdException w:unhideWhenUsed="0" w:uiPriority="0" w:semiHidden="0" w:name="HTML Variable"/>
-    <w:lsdException w:unhideWhenUsed="0" w:uiPriority="0" w:name="Normal Table"/>
+    <w:lsdException w:qFormat="1" w:unhideWhenUsed="0" w:uiPriority="0" w:name="Normal Table"/>
     <w:lsdException w:unhideWhenUsed="0" w:uiPriority="0" w:semiHidden="0" w:name="annotation subject"/>
     <w:lsdException w:unhideWhenUsed="0" w:uiPriority="0" w:semiHidden="0" w:name="Table Simple 1"/>
     <w:lsdException w:unhideWhenUsed="0" w:uiPriority="0" w:semiHidden="0" w:name="Table Simple 2"/>
@@ -537,11 +1040,13 @@
   <w:style w:type="character" w:default="1" w:styleId="4">
     <w:name w:val="Default Paragraph Font"/>
     <w:semiHidden/>
+    <w:qFormat/>
     <w:uiPriority w:val="0"/>
   </w:style>
   <w:style w:type="table" w:default="1" w:styleId="3">
     <w:name w:val="Normal Table"/>
     <w:semiHidden/>
+    <w:qFormat/>
     <w:uiPriority w:val="0"/>
     <w:tblPr>
       <w:tblCellMar>
